--- a/data/modelos/oficio_admin_tercero.docx
+++ b/data/modelos/oficio_admin_tercero.docx
@@ -652,22 +652,61 @@
           <w:rFonts w:ascii="Garamond" w:hAnsi="Garamond" w:cs="Arial"/>
           <w:spacing w:val="1"/>
         </w:rPr>
-        <w:t>Es grato dirigirme a usted, para saludarla cordialmente y, a la vez solicitarle el descripcion, para el Centro de Idiomas de la Facultad de Letras</w:t>
+        <w:t>Es grato dirigirme a usted, para saludarl</w:t>
       </w:r>
       <w:r>
         <w:rPr>
           <w:rFonts w:ascii="Garamond" w:hAnsi="Garamond" w:cs="Arial"/>
           <w:spacing w:val="1"/>
         </w:rPr>
-        <w:t xml:space="preserve"> y Ciencias Humanas</w:t>
+        <w:t>o</w:t>
       </w:r>
       <w:r>
         <w:rPr>
           <w:rFonts w:ascii="Garamond" w:hAnsi="Garamond" w:cs="Arial"/>
           <w:spacing w:val="1"/>
         </w:rPr>
-        <w:t>, cuyo monto del servicio es monto_subtotal, monto por hora: categoria</w:t>
-      </w:r>
+        <w:t xml:space="preserve"> cordialmente y, a la vez solicitarle el descripcion, para el Centro de Idiomas de la Facultad de Letras</w:t>
+      </w:r>
+      <w:r>
+        <w:rPr>
+          <w:rFonts w:ascii="Garamond" w:hAnsi="Garamond" w:cs="Arial"/>
+          <w:spacing w:val="1"/>
+        </w:rPr>
+        <w:t xml:space="preserve"> y Ciencias Humanas</w:t>
+      </w:r>
+      <w:r>
+        <w:rPr>
+          <w:rFonts w:ascii="Garamond" w:hAnsi="Garamond" w:cs="Arial"/>
+          <w:spacing w:val="1"/>
+        </w:rPr>
+        <w:t xml:space="preserve">, cuyo monto del servicio es </w:t>
+      </w:r>
+      <w:proofErr w:type="spellStart"/>
+      <w:r>
+        <w:rPr>
+          <w:rFonts w:ascii="Garamond" w:hAnsi="Garamond" w:cs="Arial"/>
+          <w:spacing w:val="1"/>
+        </w:rPr>
+        <w:t>monto_subtotal</w:t>
+      </w:r>
+      <w:proofErr w:type="spellEnd"/>
+      <w:r>
+        <w:rPr>
+          <w:rFonts w:ascii="Garamond" w:hAnsi="Garamond" w:cs="Arial"/>
+          <w:spacing w:val="1"/>
+        </w:rPr>
+        <w:t xml:space="preserve">, monto por hora: </w:t>
+      </w:r>
+      <w:proofErr w:type="spellStart"/>
+      <w:r>
+        <w:rPr>
+          <w:rFonts w:ascii="Garamond" w:hAnsi="Garamond" w:cs="Arial"/>
+          <w:spacing w:val="1"/>
+        </w:rPr>
+        <w:t>categoria</w:t>
+      </w:r>
+      <w:proofErr w:type="spellEnd"/>
       <w:r>
         <w:rPr>
           <w:rFonts w:ascii="Garamond" w:hAnsi="Garamond" w:cs="Arial"/>
@@ -711,12 +750,14 @@
         <w:rPr>
           <w:rFonts w:ascii="Garamond" w:hAnsi="Garamond" w:cs="Arial"/>
           <w:spacing w:val="1"/>
+          <w:lang w:val="it-IT"/>
         </w:rPr>
       </w:pPr>
       <w:r>
         <w:rPr>
           <w:rFonts w:ascii="Garamond" w:hAnsi="Garamond" w:cs="Arial"/>
           <w:spacing w:val="1"/>
+          <w:lang w:val="it-IT"/>
         </w:rPr>
         <w:t>Atentamente,</w:t>
       </w:r>
@@ -726,6 +767,7 @@
         <w:pStyle w:val="Textoindependiente"/>
         <w:rPr>
           <w:rFonts w:ascii="Garamond" w:hAnsi="Garamond"/>
+          <w:lang w:val="it-IT"/>
         </w:rPr>
       </w:pPr>
     </w:p>
@@ -734,6 +776,7 @@
         <w:pStyle w:val="Textoindependiente"/>
         <w:rPr>
           <w:rFonts w:ascii="Garamond" w:hAnsi="Garamond"/>
+          <w:lang w:val="it-IT"/>
         </w:rPr>
       </w:pPr>
     </w:p>
@@ -743,6 +786,7 @@
         <w:spacing w:before="105"/>
         <w:rPr>
           <w:rFonts w:ascii="Garamond" w:hAnsi="Garamond"/>
+          <w:lang w:val="it-IT"/>
         </w:rPr>
       </w:pPr>
     </w:p>
@@ -755,6 +799,7 @@
           <w:rFonts w:ascii="Garamond" w:hAnsi="Garamond"/>
           <w:b/>
           <w:szCs w:val="22"/>
+          <w:lang w:val="it-IT"/>
         </w:rPr>
       </w:pPr>
       <w:r>
@@ -762,6 +807,7 @@
           <w:rFonts w:ascii="Garamond" w:hAnsi="Garamond"/>
           <w:b/>
           <w:szCs w:val="22"/>
+          <w:lang w:val="it-IT"/>
         </w:rPr>
         <w:t>Dr. Guillaume Yannick Serge Oisel</w:t>
       </w:r>
@@ -788,17 +834,6 @@
         </w:rPr>
         <w:t>Centro de Idiomas de la UNMSM</w:t>
       </w:r>
-    </w:p>
-    <w:p>
-      <w:pPr>
-        <w:spacing w:before="248"/>
-        <w:rPr>
-          <w:rFonts w:ascii="Garamond" w:hAnsi="Garamond"/>
-          <w:i/>
-          <w:sz w:val="24"/>
-          <w:szCs w:val="24"/>
-        </w:rPr>
-      </w:pPr>
     </w:p>
     <w:sectPr>
       <w:type w:val="continuous"/>

--- a/data/modelos/oficio_admin_tercero.docx
+++ b/data/modelos/oficio_admin_tercero.docx
@@ -680,23 +680,21 @@
           <w:rFonts w:ascii="Garamond" w:hAnsi="Garamond" w:cs="Arial"/>
           <w:spacing w:val="1"/>
         </w:rPr>
-        <w:t xml:space="preserve">, cuyo monto del servicio es </w:t>
-      </w:r>
-      <w:proofErr w:type="spellStart"/>
+        <w:t xml:space="preserve"> </w:t>
+      </w:r>
       <w:r>
         <w:rPr>
           <w:rFonts w:ascii="Garamond" w:hAnsi="Garamond" w:cs="Arial"/>
           <w:spacing w:val="1"/>
         </w:rPr>
-        <w:t>monto_subtotal</w:t>
-      </w:r>
-      <w:proofErr w:type="spellEnd"/>
+        <w:t>bajo la modalidad presencial</w:t>
+      </w:r>
       <w:r>
         <w:rPr>
           <w:rFonts w:ascii="Garamond" w:hAnsi="Garamond" w:cs="Arial"/>
           <w:spacing w:val="1"/>
         </w:rPr>
-        <w:t xml:space="preserve">, monto por hora: </w:t>
+        <w:t xml:space="preserve">, cuyo monto del servicio es </w:t>
       </w:r>
       <w:proofErr w:type="spellStart"/>
       <w:r>
@@ -704,16 +702,9 @@
           <w:rFonts w:ascii="Garamond" w:hAnsi="Garamond" w:cs="Arial"/>
           <w:spacing w:val="1"/>
         </w:rPr>
-        <w:t>categoria</w:t>
+        <w:t>monto_subtotal</w:t>
       </w:r>
       <w:proofErr w:type="spellEnd"/>
-      <w:r>
-        <w:rPr>
-          <w:rFonts w:ascii="Garamond" w:hAnsi="Garamond" w:cs="Arial"/>
-          <w:spacing w:val="1"/>
-        </w:rPr>
-        <w:t>, bajo la modalidad presencial</w:t>
-      </w:r>
       <w:r>
         <w:rPr>
           <w:rFonts w:ascii="Garamond" w:hAnsi="Garamond" w:cs="Arial"/>
